--- a/docs/Documentazione_Tecnica_Audiobook_Maker.docx
+++ b/docs/Documentazione_Tecnica_Audiobook_Maker.docx
@@ -13986,8 +13986,8 @@
 </file>
 
 <file path=customXml/item1.xml><?xml version="1.0" encoding="utf-8"?>
-<ct:contentTypeSchema xmlns:ct="http://schemas.microsoft.com/office/2006/metadata/contentType" xmlns:ma="http://schemas.microsoft.com/office/2006/metadata/properties/metaAttributes" ct:_="" ma:_="" ma:contentTypeName="Documento" ma:contentTypeID="0x010100AD4F5B08F0294F42A2EE47A30CD6738F" ma:contentTypeVersion="18" ma:contentTypeDescription="Creare un nuovo documento." ma:contentTypeScope="" ma:versionID="ce5dbe8f14c1fdfd6cce5fb6029b7058">
-  <xsd:schema xmlns:xsd="http://www.w3.org/2001/XMLSchema" xmlns:xs="http://www.w3.org/2001/XMLSchema" xmlns:p="http://schemas.microsoft.com/office/2006/metadata/properties" xmlns:ns2="cd2efddf-bff7-4ba1-a041-6fd5140ab694" xmlns:ns3="4dda615c-d420-48d2-9f12-52048cbf8e8c" targetNamespace="http://schemas.microsoft.com/office/2006/metadata/properties" ma:root="true" ma:fieldsID="da603c8dcc10982b2902562cde1dd2f0" ns2:_="" ns3:_="">
+<ct:contentTypeSchema xmlns:ct="http://schemas.microsoft.com/office/2006/metadata/contentType" xmlns:ma="http://schemas.microsoft.com/office/2006/metadata/properties/metaAttributes" ct:_="" ma:_="" ma:contentTypeName="Documento" ma:contentTypeID="0x010100AD4F5B08F0294F42A2EE47A30CD6738F" ma:contentTypeVersion="19" ma:contentTypeDescription="Creare un nuovo documento." ma:contentTypeScope="" ma:versionID="da02b11ba0f211050bf638565a75eb62">
+  <xsd:schema xmlns:xsd="http://www.w3.org/2001/XMLSchema" xmlns:xs="http://www.w3.org/2001/XMLSchema" xmlns:p="http://schemas.microsoft.com/office/2006/metadata/properties" xmlns:ns2="cd2efddf-bff7-4ba1-a041-6fd5140ab694" xmlns:ns3="4dda615c-d420-48d2-9f12-52048cbf8e8c" targetNamespace="http://schemas.microsoft.com/office/2006/metadata/properties" ma:root="true" ma:fieldsID="0d81fdd9efe368b12f0d867d8eb52830" ns2:_="" ns3:_="">
     <xsd:import namespace="cd2efddf-bff7-4ba1-a041-6fd5140ab694"/>
     <xsd:import namespace="4dda615c-d420-48d2-9f12-52048cbf8e8c"/>
     <xsd:element name="properties">
@@ -14013,6 +14013,7 @@
                 <xsd:element ref="ns3:TaxCatchAll" minOccurs="0"/>
                 <xsd:element ref="ns2:MediaServiceObjectDetectorVersions" minOccurs="0"/>
                 <xsd:element ref="ns2:MediaServiceSearchProperties" minOccurs="0"/>
+                <xsd:element ref="ns2:MediaServiceBillingMetadata" minOccurs="0"/>
               </xsd:all>
             </xsd:complexType>
           </xsd:element>
@@ -14095,6 +14096,11 @@
       </xsd:simpleType>
     </xsd:element>
     <xsd:element name="MediaServiceSearchProperties" ma:index="25" nillable="true" ma:displayName="MediaServiceSearchProperties" ma:hidden="true" ma:internalName="MediaServiceSearchProperties" ma:readOnly="true">
+      <xsd:simpleType>
+        <xsd:restriction base="dms:Note"/>
+      </xsd:simpleType>
+    </xsd:element>
+    <xsd:element name="MediaServiceBillingMetadata" ma:index="26" nillable="true" ma:displayName="MediaServiceBillingMetadata" ma:hidden="true" ma:internalName="MediaServiceBillingMetadata" ma:readOnly="true">
       <xsd:simpleType>
         <xsd:restriction base="dms:Note"/>
       </xsd:simpleType>
@@ -14265,22 +14271,7 @@
 </file>
 
 <file path=customXml/itemProps1.xml><?xml version="1.0" encoding="utf-8"?>
-<ds:datastoreItem xmlns:ds="http://schemas.openxmlformats.org/officeDocument/2006/customXml" ds:itemID="{E8928F5C-D049-4E49-9EDC-82602922B333}">
-  <ds:schemaRefs>
-    <ds:schemaRef ds:uri="http://schemas.microsoft.com/office/2006/metadata/contentType"/>
-    <ds:schemaRef ds:uri="http://schemas.microsoft.com/office/2006/metadata/properties/metaAttributes"/>
-    <ds:schemaRef ds:uri="http://www.w3.org/2001/XMLSchema"/>
-    <ds:schemaRef ds:uri="http://schemas.microsoft.com/office/2006/metadata/properties"/>
-    <ds:schemaRef ds:uri="cd2efddf-bff7-4ba1-a041-6fd5140ab694"/>
-    <ds:schemaRef ds:uri="4dda615c-d420-48d2-9f12-52048cbf8e8c"/>
-    <ds:schemaRef ds:uri="http://schemas.microsoft.com/office/2006/documentManagement/types"/>
-    <ds:schemaRef ds:uri="http://schemas.microsoft.com/office/infopath/2007/PartnerControls"/>
-    <ds:schemaRef ds:uri="http://schemas.openxmlformats.org/package/2006/metadata/core-properties"/>
-    <ds:schemaRef ds:uri="http://purl.org/dc/elements/1.1/"/>
-    <ds:schemaRef ds:uri="http://purl.org/dc/terms/"/>
-    <ds:schemaRef ds:uri="http://schemas.microsoft.com/internal/obd"/>
-  </ds:schemaRefs>
-</ds:datastoreItem>
+<ds:datastoreItem xmlns:ds="http://schemas.openxmlformats.org/officeDocument/2006/customXml" ds:itemID="{537EF037-D583-4C28-8959-7E44FC3B84B0}"/>
 </file>
 
 <file path=customXml/itemProps2.xml><?xml version="1.0" encoding="utf-8"?>
